--- a/Volume 1/Chapter 09 - Memory Management/SPA_Vol1_Ch9_Lesson9_2a_Heap_Memory_EXTENDED.docx
+++ b/Volume 1/Chapter 09 - Memory Management/SPA_Vol1_Ch9_Lesson9_2a_Heap_Memory_EXTENDED.docx
@@ -169,7 +169,7 @@
         <w:pStyle w:val="ListBullet"/>
       </w:pPr>
       <w:r>
-        <w:t>Solidity has no heap. memory lasts for one call and is never given back early; storage is the contract's saved data, kept after the call. The record that must outlive the function is kept in storage.</w:t>
+        <w:t>Solidity has no heap. memory lasts for one outside call and is never given back early; storage is the contract's saved data, kept after that call. The record that must outlive the function is kept in storage.</w:t>
       </w:r>
     </w:p>
     <w:p>
@@ -502,6 +502,7 @@
         <w:pStyle w:val="ListBullet"/>
       </w:pPr>
       <w:r>
+        <w:lastRenderedPageBreak/>
         <w:t>Every language prints the same lines as Lesson 9.2, except Solidity's Made line, which says in storage. Solidity prints under == Logs ==.</w:t>
       </w:r>
     </w:p>
@@ -895,7 +896,7 @@
         <w:keepNext/>
       </w:pPr>
       <w:r>
-        <w:t>[profile.default]</w:t>
+        <w:t>[profile.default]  # Remember, the settings forge uses by default.</w:t>
       </w:r>
     </w:p>
     <w:p>
@@ -1331,6 +1332,7 @@
         <w:pStyle w:val="SourceCode"/>
       </w:pPr>
       <w:r>
+        <w:lastRenderedPageBreak/>
         <w:t>; Remember, a record is a block of memory, and equ names each field's</w:t>
       </w:r>
     </w:p>
@@ -1889,23 +1891,23 @@
         <w:pStyle w:val="SourceCode"/>
       </w:pPr>
       <w:r>
-        <w:t xml:space="preserve">    ; At ret this frame is removed, with the copies of the host name's</w:t>
-      </w:r>
-    </w:p>
-    <w:p>
-      <w:pPr>
-        <w:pStyle w:val="SourceCode"/>
-      </w:pPr>
-      <w:r>
-        <w:t xml:space="preserve">    ; address and the port that it held. The record is on the heap, not in</w:t>
-      </w:r>
-    </w:p>
-    <w:p>
-      <w:pPr>
-        <w:pStyle w:val="SourceCode"/>
-      </w:pPr>
-      <w:r>
-        <w:t xml:space="preserve">    ; the frame, so it stays; rax hands main a copy of its address.</w:t>
+        <w:t xml:space="preserve">    ; At ret this frame is removed, with the saved values it held. The</w:t>
+      </w:r>
+    </w:p>
+    <w:p>
+      <w:pPr>
+        <w:pStyle w:val="SourceCode"/>
+      </w:pPr>
+      <w:r>
+        <w:t xml:space="preserve">    ; record is on the heap, not in the frame, so it stays; rax hands main</w:t>
+      </w:r>
+    </w:p>
+    <w:p>
+      <w:pPr>
+        <w:pStyle w:val="SourceCode"/>
+      </w:pPr>
+      <w:r>
+        <w:t xml:space="preserve">    ; a copy of its address.</w:t>
       </w:r>
     </w:p>
     <w:p>
@@ -9930,10 +9932,10 @@
     </w:p>
     <w:p>
       <w:r>
-        <w:t>Solidity has no heap that a program takes blocks from and gives back, and this is where it differs most. Its data lives in two places. memory is the working space of one call: it only grows while the call runs, nothing in it is given back early, and all of it is wiped when the call ends. storage is the contract's own saved data, its state variables, kept after every call has ended; on a real chain it is kept between transactions, and every write costs gas. So the data that must outlive a function is storage</w:t>
-      </w:r>
-      <w:r>
-        <w:t>: the record is kept in a storage mapping, records, and createRecord returns a storage reference to it, the record itself, as a storage parameter was in Lesson 2.7a. That is why Solidity's Made line says in storage instead of on the heap. forge script runs the script on Foundry's own local copy of a chain, so nothing is saved anywhere after the script ends.</w:t>
+        <w:t>Solidity has no heap that a program takes blocks from and gives back, and this is where it differs most. Its data lives in two places. memory is the working space of one outside call, here forge's call to run: it only grows while that call runs, nothing in it is given back early, and all of it is wiped when that call ends. storage is the contract's own saved data, its state variables, kept after every call has ended; on a real chain it is kept between transactions, and every write costs gas. So the data tha</w:t>
+      </w:r>
+      <w:r>
+        <w:t>t must outlive a function is storage: the record is kept in a storage mapping, records, and createRecord returns a storage reference to it, the record itself, as a storage parameter was in Lesson 2.7a. That is why Solidity's Made line says in storage instead of on the heap. forge script runs the script on Foundry's own local copy of a chain, so nothing is saved anywhere after the script ends.</w:t>
       </w:r>
     </w:p>
     <w:p>
@@ -10090,15 +10092,15 @@
         <w:pStyle w:val="SourceCode"/>
       </w:pPr>
       <w:r>
-        <w:t xml:space="preserve">    // space of one call: it only grows while the call runs, nothing in it</w:t>
-      </w:r>
-    </w:p>
-    <w:p>
-      <w:pPr>
-        <w:pStyle w:val="SourceCode"/>
-      </w:pPr>
-      <w:r>
-        <w:t xml:space="preserve">    // is given back early, and all of it is wiped when the call ends.</w:t>
+        <w:t xml:space="preserve">    // space of one outside call, here forge's call to run: it only grows,</w:t>
+      </w:r>
+    </w:p>
+    <w:p>
+      <w:pPr>
+        <w:pStyle w:val="SourceCode"/>
+      </w:pPr>
+      <w:r>
+        <w:t xml:space="preserve">    // nothing in it is given back early, and it is wiped when run ends.</w:t>
       </w:r>
     </w:p>
     <w:p>
@@ -10313,23 +10315,23 @@
         <w:pStyle w:val="SourceCode"/>
       </w:pPr>
       <w:r>
-        <w:t xml:space="preserve">        // Remember, each call's memory variables belong to that call.</w:t>
-      </w:r>
-    </w:p>
-    <w:p>
-      <w:pPr>
-        <w:pStyle w:val="SourceCode"/>
-      </w:pPr>
-      <w:r>
-        <w:t xml:space="preserve">        // hostname, a memory text, and the reference record go when the</w:t>
-      </w:r>
-    </w:p>
-    <w:p>
-      <w:pPr>
-        <w:pStyle w:val="SourceCode"/>
-      </w:pPr>
-      <w:r>
-        <w:t xml:space="preserve">        // call returns; the record they reached stays in storage.</w:t>
+        <w:t xml:space="preserve">        // Remember, a call's locals are gone when it returns: hostname and</w:t>
+      </w:r>
+    </w:p>
+    <w:p>
+      <w:pPr>
+        <w:pStyle w:val="SourceCode"/>
+      </w:pPr>
+      <w:r>
+        <w:t xml:space="preserve">        // record are only names on the EVM stack. The text hostname names</w:t>
+      </w:r>
+    </w:p>
+    <w:p>
+      <w:pPr>
+        <w:pStyle w:val="SourceCode"/>
+      </w:pPr>
+      <w:r>
+        <w:t xml:space="preserve">        // stays in memory until run ends; the record stays in storage.</w:t>
       </w:r>
     </w:p>
     <w:p>
@@ -10730,7 +10732,7 @@
         <w:pStyle w:val="ListBullet"/>
       </w:pPr>
       <w:r>
-        <w:t>create_record ends: its locals are gone, the record is not is printed just before createRecord returns: hostname and the reference record go, and the record stays in storage.</w:t>
+        <w:t>create_record ends: its locals are gone, the record is not is printed just before createRecord returns: the names hostname and record go; hostname's text stays in memory until run ends, and the record stays in storage.</w:t>
       </w:r>
     </w:p>
     <w:p>
@@ -11661,7 +11663,7 @@
         <w:pStyle w:val="ListBullet"/>
       </w:pPr>
       <w:r>
-        <w:t>create_record ends: its locals are gone, the record is not is printed just before createRecord returns: hostname and the reference record go, and the record stays in storage.</w:t>
+        <w:t>create_record ends: its locals are gone, the record is not is printed just before createRecord returns: the names hostname and record go; hostname's text stays in memory until run ends, and the record stays in storage.</w:t>
       </w:r>
     </w:p>
     <w:p>
@@ -12299,10 +12301,10 @@
         <w:pStyle w:val="ListBullet"/>
       </w:pPr>
       <w:r>
-        <w:t>Assembly: add db_01 db "db-01", 0 after the bad_01 text. Directly after the call printf that prints Changed in main, call create_record with db_01 and 3306 and keep rax in the 8 spare bytes of main's frame, [rsp + 48] (Linux: [rsp + 16]). Compare it with 0 and jump to a new label, .no_db_record, if it is 0. Otherwise print back_format with its host name and port, give the block back with HeapFree (Linux: free) exactly as main does for web_record, and jmp .db_done. At .no_db_record, print no_record_format wi</w:t>
-      </w:r>
-      <w:r>
-        <w:t>th db_01; .db_done: follows it.</w:t>
+        <w:t>Assembly: add db_01 db "db-01", 0 after the bad_01 text. Directly after the call printf that prints Changed in main, call create_record with db_01 and 3306 and keep rax in the 8 spare bytes of main's frame, [rsp + 48] (Linux: [rsp + 16]), and update the comment above main, which calls those bytes spare: they now hold db_record. Compare it with 0 and jump to a new label, .no_db_record, if it is 0. Otherwise print back_format with its host name and port, give the block back with HeapFree (Linux: free) exactly</w:t>
+      </w:r>
+      <w:r>
+        <w:t xml:space="preserve"> as main does for web_record, and jmp .db_done. At .no_db_record, print no_record_format with db_01; .db_done: follows it.</w:t>
       </w:r>
     </w:p>
     <w:p>
@@ -13165,31 +13167,31 @@
       </w:rPr>
     </w:lvl>
   </w:abstractNum>
-  <w:num w:numId="1" w16cid:durableId="1365867701">
+  <w:num w:numId="1" w16cid:durableId="192621811">
     <w:abstractNumId w:val="8"/>
   </w:num>
-  <w:num w:numId="2" w16cid:durableId="737167121">
+  <w:num w:numId="2" w16cid:durableId="99684399">
     <w:abstractNumId w:val="6"/>
   </w:num>
-  <w:num w:numId="3" w16cid:durableId="861361248">
+  <w:num w:numId="3" w16cid:durableId="334069388">
     <w:abstractNumId w:val="5"/>
   </w:num>
-  <w:num w:numId="4" w16cid:durableId="1177619712">
+  <w:num w:numId="4" w16cid:durableId="1176110933">
     <w:abstractNumId w:val="4"/>
   </w:num>
-  <w:num w:numId="5" w16cid:durableId="1481119608">
+  <w:num w:numId="5" w16cid:durableId="366610938">
     <w:abstractNumId w:val="7"/>
   </w:num>
-  <w:num w:numId="6" w16cid:durableId="76556904">
+  <w:num w:numId="6" w16cid:durableId="2008552000">
     <w:abstractNumId w:val="3"/>
   </w:num>
-  <w:num w:numId="7" w16cid:durableId="487523894">
+  <w:num w:numId="7" w16cid:durableId="1126391968">
     <w:abstractNumId w:val="2"/>
   </w:num>
-  <w:num w:numId="8" w16cid:durableId="1538812063">
+  <w:num w:numId="8" w16cid:durableId="858466675">
     <w:abstractNumId w:val="1"/>
   </w:num>
-  <w:num w:numId="9" w16cid:durableId="1739085928">
+  <w:num w:numId="9" w16cid:durableId="689454382">
     <w:abstractNumId w:val="0"/>
   </w:num>
 </w:numbering>
